--- a/task 2/Quality Ver 2.docx
+++ b/task 2/Quality Ver 2.docx
@@ -5,8 +5,14 @@
     <w:p>
       <w:pPr>
         <w:pStyle w:val="Heading1"/>
-      </w:pPr>
-      <w:r>
+        <w:rPr>
+          <w:rFonts w:ascii="Arial" w:hAnsi="Arial" w:cs="Arial"/>
+        </w:rPr>
+      </w:pPr>
+      <w:r>
+        <w:rPr>
+          <w:rFonts w:ascii="Arial" w:hAnsi="Arial" w:cs="Arial"/>
+        </w:rPr>
         <w:t>2.1 FR-RC-1: Search for Restaurants</w:t>
       </w:r>
     </w:p>
@@ -42,15 +48,8 @@
         <w:rPr>
           <w:rFonts w:ascii="Arial" w:hAnsi="Arial" w:cs="Arial"/>
         </w:rPr>
-        <w:t>Location Data Privacy: The user’s current location must be accessed only with permission and discarded immediately after search completion. (Tested by reviewing app permission flow and ensuring no location data is retained post-search.)</w:t>
-      </w:r>
-    </w:p>
-    <w:p>
-      <w:pPr>
-        <w:rPr>
-          <w:rFonts w:ascii="Arial" w:hAnsi="Arial" w:cs="Arial"/>
-        </w:rPr>
-      </w:pPr>
+        <w:t xml:space="preserve">Location Data Privacy: The user’s current location must be accessed only with permission and discarded immediately after search completion. </w:t>
+      </w:r>
     </w:p>
     <w:p>
       <w:pPr>
@@ -67,15 +66,8 @@
         <w:rPr>
           <w:rFonts w:ascii="Arial" w:hAnsi="Arial" w:cs="Arial"/>
         </w:rPr>
-        <w:t>Encrypted Queries: All search queries must be transmitted over HTTPS using TLS 1.3 to protect user preferences (e.g., cuisine or location). (Verified by inspecting network requests.)</w:t>
-      </w:r>
-    </w:p>
-    <w:p>
-      <w:pPr>
-        <w:rPr>
-          <w:rFonts w:ascii="Arial" w:hAnsi="Arial" w:cs="Arial"/>
-        </w:rPr>
-      </w:pPr>
+        <w:t xml:space="preserve">Encrypted Queries: All search queries must be transmitted over HTTPS using TLS 1.3 to protect user preferences (e.g., cuisine or location). </w:t>
+      </w:r>
     </w:p>
     <w:p>
       <w:pPr>
@@ -94,6 +86,62 @@
         </w:rPr>
         <w:t>No User Tracking: Anonymous users’ searches must not be logged or tracked beyond session duration. (Confirmed through log audit and privacy policy review.)</w:t>
       </w:r>
+    </w:p>
+    <w:p>
+      <w:pPr>
+        <w:pStyle w:val="ListParagraph"/>
+        <w:numPr>
+          <w:ilvl w:val="0"/>
+          <w:numId w:val="1"/>
+        </w:numPr>
+        <w:rPr>
+          <w:rFonts w:ascii="Arial" w:hAnsi="Arial" w:cs="Arial"/>
+        </w:rPr>
+      </w:pPr>
+      <w:r>
+        <w:rPr>
+          <w:rFonts w:ascii="Arial" w:hAnsi="Arial" w:cs="Arial"/>
+        </w:rPr>
+        <w:t>P</w:t>
+      </w:r>
+      <w:r>
+        <w:rPr>
+          <w:rFonts w:ascii="Arial" w:hAnsi="Arial" w:cs="Arial"/>
+        </w:rPr>
+        <w:t>ublic restaurant data such as name, address, cuisine type, table availability, and location</w:t>
+      </w:r>
+      <w:r>
+        <w:rPr>
+          <w:rFonts w:ascii="Arial" w:hAnsi="Arial" w:cs="Arial"/>
+        </w:rPr>
+        <w:t xml:space="preserve"> should </w:t>
+      </w:r>
+      <w:r>
+        <w:rPr>
+          <w:rFonts w:ascii="Arial" w:hAnsi="Arial" w:cs="Arial"/>
+        </w:rPr>
+        <w:t xml:space="preserve">be read-only to search operations and customers are not allowed to </w:t>
+      </w:r>
+      <w:r>
+        <w:rPr>
+          <w:rFonts w:ascii="Arial" w:hAnsi="Arial" w:cs="Arial"/>
+        </w:rPr>
+        <w:t>create, update, or delete any restaurant-related information</w:t>
+      </w:r>
+      <w:r>
+        <w:rPr>
+          <w:rFonts w:ascii="Arial" w:hAnsi="Arial" w:cs="Arial"/>
+        </w:rPr>
+        <w:t xml:space="preserve">. </w:t>
+      </w:r>
+    </w:p>
+    <w:p>
+      <w:pPr>
+        <w:pStyle w:val="ListParagraph"/>
+        <w:rPr>
+          <w:rFonts w:ascii="Arial" w:hAnsi="Arial" w:cs="Arial"/>
+        </w:rPr>
+      </w:pPr>
     </w:p>
     <w:p>
       <w:pPr>
@@ -139,13 +187,6 @@
     </w:p>
     <w:p>
       <w:pPr>
-        <w:rPr>
-          <w:rFonts w:ascii="Arial" w:hAnsi="Arial" w:cs="Arial"/>
-        </w:rPr>
-      </w:pPr>
-    </w:p>
-    <w:p>
-      <w:pPr>
         <w:pStyle w:val="ListParagraph"/>
         <w:numPr>
           <w:ilvl w:val="0"/>
@@ -161,13 +202,6 @@
         </w:rPr>
         <w:t>Geo-based Filter Efficiency: Location-based filtering (current location and distance) must process results under 2.5 seconds for distances up to 50 km. (Tested with mocked GPS locations.)</w:t>
       </w:r>
-    </w:p>
-    <w:p>
-      <w:pPr>
-        <w:rPr>
-          <w:rFonts w:ascii="Arial" w:hAnsi="Arial" w:cs="Arial"/>
-        </w:rPr>
-      </w:pPr>
     </w:p>
     <w:p>
       <w:pPr>
@@ -231,13 +265,6 @@
     </w:p>
     <w:p>
       <w:pPr>
-        <w:rPr>
-          <w:rFonts w:ascii="Arial" w:hAnsi="Arial" w:cs="Arial"/>
-        </w:rPr>
-      </w:pPr>
-    </w:p>
-    <w:p>
-      <w:pPr>
         <w:pStyle w:val="ListParagraph"/>
         <w:numPr>
           <w:ilvl w:val="0"/>
@@ -256,13 +283,6 @@
     </w:p>
     <w:p>
       <w:pPr>
-        <w:rPr>
-          <w:rFonts w:ascii="Arial" w:hAnsi="Arial" w:cs="Arial"/>
-        </w:rPr>
-      </w:pPr>
-    </w:p>
-    <w:p>
-      <w:pPr>
         <w:pStyle w:val="ListParagraph"/>
         <w:numPr>
           <w:ilvl w:val="0"/>
@@ -276,7 +296,61 @@
         <w:rPr>
           <w:rFonts w:ascii="Arial" w:hAnsi="Arial" w:cs="Arial"/>
         </w:rPr>
+        <w:t xml:space="preserve">Failure rate should </w:t>
+      </w:r>
+      <w:r>
+        <w:rPr>
+          <w:rFonts w:ascii="Arial" w:hAnsi="Arial" w:cs="Arial"/>
+        </w:rPr>
+        <w:t xml:space="preserve">be kept under 0.1% for total search queries. </w:t>
+      </w:r>
+    </w:p>
+    <w:p>
+      <w:pPr>
+        <w:pStyle w:val="ListParagraph"/>
+        <w:numPr>
+          <w:ilvl w:val="0"/>
+          <w:numId w:val="3"/>
+        </w:numPr>
+        <w:rPr>
+          <w:rFonts w:ascii="Arial" w:hAnsi="Arial" w:cs="Arial"/>
+        </w:rPr>
+      </w:pPr>
+      <w:r>
+        <w:rPr>
+          <w:rFonts w:ascii="Arial" w:hAnsi="Arial" w:cs="Arial"/>
+        </w:rPr>
         <w:t>Fail Resilience: In case of service failure, the search feature should fall back to a cached data store within 5 seconds. (Tested with fault injection in microservice architecture.)</w:t>
+      </w:r>
+    </w:p>
+    <w:p>
+      <w:pPr>
+        <w:pStyle w:val="ListParagraph"/>
+        <w:numPr>
+          <w:ilvl w:val="0"/>
+          <w:numId w:val="3"/>
+        </w:numPr>
+        <w:rPr>
+          <w:rFonts w:ascii="Arial" w:hAnsi="Arial" w:cs="Arial"/>
+        </w:rPr>
+      </w:pPr>
+      <w:r>
+        <w:rPr>
+          <w:rFonts w:ascii="Arial" w:hAnsi="Arial" w:cs="Arial"/>
+        </w:rPr>
+        <w:t xml:space="preserve">Availability </w:t>
+      </w:r>
+      <w:r>
+        <w:rPr>
+          <w:rFonts w:ascii="Arial" w:hAnsi="Arial" w:cs="Arial"/>
+        </w:rPr>
+        <w:t>target for search functionality should be at least 99.5</w:t>
+      </w:r>
+      <w:r>
+        <w:rPr>
+          <w:rFonts w:ascii="Arial" w:hAnsi="Arial" w:cs="Arial"/>
+        </w:rPr>
+        <w:t xml:space="preserve">% uptime. This can be tested with automated testing tools. </w:t>
       </w:r>
     </w:p>
     <w:p>
@@ -323,13 +397,6 @@
     </w:p>
     <w:p>
       <w:pPr>
-        <w:rPr>
-          <w:rFonts w:ascii="Arial" w:hAnsi="Arial" w:cs="Arial"/>
-        </w:rPr>
-      </w:pPr>
-    </w:p>
-    <w:p>
-      <w:pPr>
         <w:pStyle w:val="ListParagraph"/>
         <w:numPr>
           <w:ilvl w:val="0"/>
@@ -343,18 +410,12 @@
         <w:rPr>
           <w:rFonts w:ascii="Arial" w:hAnsi="Arial" w:cs="Arial"/>
         </w:rPr>
+        <w:lastRenderedPageBreak/>
         <w:t>Peak Time Readiness: The search service must scale up to 5x average weekday traffic during peak times (e.g., Friday evening) while maintaining SLA of 2 seconds response time. (Simulated peak-time testing in staging.)</w:t>
       </w:r>
     </w:p>
     <w:p>
       <w:pPr>
-        <w:rPr>
-          <w:rFonts w:ascii="Arial" w:hAnsi="Arial" w:cs="Arial"/>
-        </w:rPr>
-      </w:pPr>
-    </w:p>
-    <w:p>
-      <w:pPr>
         <w:pStyle w:val="ListParagraph"/>
         <w:numPr>
           <w:ilvl w:val="0"/>
@@ -374,13 +435,22 @@
     <w:p>
       <w:pPr>
         <w:pStyle w:val="Heading1"/>
+        <w:rPr>
+          <w:rFonts w:ascii="Arial" w:hAnsi="Arial" w:cs="Arial"/>
+        </w:rPr>
       </w:pPr>
     </w:p>
     <w:p>
       <w:pPr>
         <w:pStyle w:val="Heading1"/>
-      </w:pPr>
-      <w:r>
+        <w:rPr>
+          <w:rFonts w:ascii="Arial" w:hAnsi="Arial" w:cs="Arial"/>
+        </w:rPr>
+      </w:pPr>
+      <w:r>
+        <w:rPr>
+          <w:rFonts w:ascii="Arial" w:hAnsi="Arial" w:cs="Arial"/>
+        </w:rPr>
         <w:t>2.2 FR-RC-2: Booking a Table</w:t>
       </w:r>
     </w:p>
@@ -416,15 +486,26 @@
         <w:rPr>
           <w:rFonts w:ascii="Arial" w:hAnsi="Arial" w:cs="Arial"/>
         </w:rPr>
-        <w:t>Authenticated Booking Only: Only registered/authenticated users can book a table. (Verified via access control tests.)</w:t>
-      </w:r>
-    </w:p>
-    <w:p>
-      <w:pPr>
-        <w:rPr>
-          <w:rFonts w:ascii="Arial" w:hAnsi="Arial" w:cs="Arial"/>
-        </w:rPr>
-      </w:pPr>
+        <w:t xml:space="preserve">Authenticated Booking Only: Only registered/authenticated users can book a </w:t>
+      </w:r>
+      <w:r>
+        <w:rPr>
+          <w:rFonts w:ascii="Arial" w:hAnsi="Arial" w:cs="Arial"/>
+        </w:rPr>
+        <w:t>table</w:t>
+      </w:r>
+      <w:r>
+        <w:rPr>
+          <w:rFonts w:ascii="Arial" w:hAnsi="Arial" w:cs="Arial"/>
+        </w:rPr>
+        <w:t xml:space="preserve">. </w:t>
+      </w:r>
+      <w:r>
+        <w:rPr>
+          <w:rFonts w:ascii="Arial" w:hAnsi="Arial" w:cs="Arial"/>
+        </w:rPr>
+        <w:t>(Verified via access control tests.)</w:t>
+      </w:r>
     </w:p>
     <w:p>
       <w:pPr>
@@ -441,15 +522,44 @@
         <w:rPr>
           <w:rFonts w:ascii="Arial" w:hAnsi="Arial" w:cs="Arial"/>
         </w:rPr>
+        <w:t>customers should only be able to view</w:t>
+      </w:r>
+      <w:r>
+        <w:rPr>
+          <w:rFonts w:ascii="Arial" w:hAnsi="Arial" w:cs="Arial"/>
+        </w:rPr>
+        <w:t>, modify, cancel</w:t>
+      </w:r>
+      <w:r>
+        <w:rPr>
+          <w:rFonts w:ascii="Arial" w:hAnsi="Arial" w:cs="Arial"/>
+        </w:rPr>
+        <w:t xml:space="preserve"> their past booking history and no other users’ booking </w:t>
+      </w:r>
+      <w:r>
+        <w:rPr>
+          <w:rFonts w:ascii="Arial" w:hAnsi="Arial" w:cs="Arial"/>
+        </w:rPr>
+        <w:t>data.</w:t>
+      </w:r>
+    </w:p>
+    <w:p>
+      <w:pPr>
+        <w:pStyle w:val="ListParagraph"/>
+        <w:numPr>
+          <w:ilvl w:val="0"/>
+          <w:numId w:val="5"/>
+        </w:numPr>
+        <w:rPr>
+          <w:rFonts w:ascii="Arial" w:hAnsi="Arial" w:cs="Arial"/>
+        </w:rPr>
+      </w:pPr>
+      <w:r>
+        <w:rPr>
+          <w:rFonts w:ascii="Arial" w:hAnsi="Arial" w:cs="Arial"/>
+        </w:rPr>
         <w:t>Secure Booking Data: Booking data (user ID, table ID, date/time) must be encrypted at rest with AES-256. (Confirmed through database configuration and security audit.)</w:t>
       </w:r>
-    </w:p>
-    <w:p>
-      <w:pPr>
-        <w:rPr>
-          <w:rFonts w:ascii="Arial" w:hAnsi="Arial" w:cs="Arial"/>
-        </w:rPr>
-      </w:pPr>
     </w:p>
     <w:p>
       <w:pPr>
@@ -513,13 +623,6 @@
     </w:p>
     <w:p>
       <w:pPr>
-        <w:rPr>
-          <w:rFonts w:ascii="Arial" w:hAnsi="Arial" w:cs="Arial"/>
-        </w:rPr>
-      </w:pPr>
-    </w:p>
-    <w:p>
-      <w:pPr>
         <w:pStyle w:val="ListParagraph"/>
         <w:numPr>
           <w:ilvl w:val="0"/>
@@ -535,13 +638,6 @@
         </w:rPr>
         <w:t>Room Layout Loading: Room layout and table availability must render within 2.5 seconds. (Measured via UI load testing on low-bandwidth connections.)</w:t>
       </w:r>
-    </w:p>
-    <w:p>
-      <w:pPr>
-        <w:rPr>
-          <w:rFonts w:ascii="Arial" w:hAnsi="Arial" w:cs="Arial"/>
-        </w:rPr>
-      </w:pPr>
     </w:p>
     <w:p>
       <w:pPr>
@@ -605,13 +701,6 @@
     </w:p>
     <w:p>
       <w:pPr>
-        <w:rPr>
-          <w:rFonts w:ascii="Arial" w:hAnsi="Arial" w:cs="Arial"/>
-        </w:rPr>
-      </w:pPr>
-    </w:p>
-    <w:p>
-      <w:pPr>
         <w:pStyle w:val="ListParagraph"/>
         <w:numPr>
           <w:ilvl w:val="0"/>
@@ -625,15 +714,20 @@
         <w:rPr>
           <w:rFonts w:ascii="Arial" w:hAnsi="Arial" w:cs="Arial"/>
         </w:rPr>
-        <w:t>Persistent Reservation: Once a table is booked, the reservation must persist even in case of app closure or network loss. (Tested through offline simulation and retry logic validation.)</w:t>
-      </w:r>
-    </w:p>
-    <w:p>
-      <w:pPr>
-        <w:rPr>
-          <w:rFonts w:ascii="Arial" w:hAnsi="Arial" w:cs="Arial"/>
-        </w:rPr>
-      </w:pPr>
+        <w:t>Persistent Reservation: Once a table is booked, the reservation must persist</w:t>
+      </w:r>
+      <w:r>
+        <w:rPr>
+          <w:rFonts w:ascii="Arial" w:hAnsi="Arial" w:cs="Arial"/>
+        </w:rPr>
+        <w:t xml:space="preserve"> for 10 minutes</w:t>
+      </w:r>
+      <w:r>
+        <w:rPr>
+          <w:rFonts w:ascii="Arial" w:hAnsi="Arial" w:cs="Arial"/>
+        </w:rPr>
+        <w:t xml:space="preserve"> even in case of app closure or network loss. (Tested through offline simulation and retry logic validation.)</w:t>
+      </w:r>
     </w:p>
     <w:p>
       <w:pPr>
@@ -655,391 +749,349 @@
     </w:p>
     <w:p>
       <w:pPr>
-        <w:rPr>
-          <w:rFonts w:ascii="Arial" w:hAnsi="Arial" w:cs="Arial"/>
-        </w:rPr>
-      </w:pPr>
-    </w:p>
-    <w:p>
-      <w:pPr>
+        <w:pStyle w:val="ListParagraph"/>
+        <w:numPr>
+          <w:ilvl w:val="0"/>
+          <w:numId w:val="7"/>
+        </w:numPr>
+        <w:rPr>
+          <w:rFonts w:ascii="Arial" w:hAnsi="Arial" w:cs="Arial"/>
+        </w:rPr>
+      </w:pPr>
+      <w:r>
+        <w:rPr>
+          <w:rFonts w:ascii="Arial" w:hAnsi="Arial" w:cs="Arial"/>
+        </w:rPr>
+        <w:t>The failure rate for booking operations should not exceed 0.05%, and the MTTR for booking-related service failures must be less than 1 minute.</w:t>
+      </w:r>
+    </w:p>
+    <w:p>
+      <w:pPr>
+        <w:pStyle w:val="ListParagraph"/>
+        <w:numPr>
+          <w:ilvl w:val="0"/>
+          <w:numId w:val="7"/>
+        </w:numPr>
+        <w:rPr>
+          <w:rFonts w:ascii="Arial" w:hAnsi="Arial" w:cs="Arial"/>
+        </w:rPr>
+      </w:pPr>
+      <w:r>
+        <w:rPr>
+          <w:rFonts w:ascii="Arial" w:hAnsi="Arial" w:cs="Arial"/>
+        </w:rPr>
+        <w:t xml:space="preserve">The booking function is mission-critical and must be available </w:t>
+      </w:r>
+      <w:r>
         <w:rPr>
           <w:rFonts w:ascii="Arial" w:hAnsi="Arial" w:cs="Arial"/>
           <w:b/>
           <w:bCs/>
         </w:rPr>
-      </w:pPr>
-      <w:r>
+        <w:t>99.9% of the time</w:t>
+      </w:r>
+    </w:p>
+    <w:p>
+      <w:pPr>
+        <w:rPr>
+          <w:rFonts w:ascii="Arial" w:hAnsi="Arial" w:cs="Arial"/>
+        </w:rPr>
+      </w:pPr>
+    </w:p>
+    <w:p>
+      <w:pPr>
         <w:rPr>
           <w:rFonts w:ascii="Arial" w:hAnsi="Arial" w:cs="Arial"/>
           <w:b/>
           <w:bCs/>
         </w:rPr>
-        <w:t>d. Scalability</w:t>
-      </w:r>
-    </w:p>
-    <w:p>
-      <w:pPr>
-        <w:pStyle w:val="ListParagraph"/>
-        <w:numPr>
-          <w:ilvl w:val="0"/>
-          <w:numId w:val="8"/>
-        </w:numPr>
-        <w:rPr>
-          <w:rFonts w:ascii="Arial" w:hAnsi="Arial" w:cs="Arial"/>
-        </w:rPr>
-      </w:pPr>
-      <w:r>
-        <w:rPr>
-          <w:rFonts w:ascii="Arial" w:hAnsi="Arial" w:cs="Arial"/>
-        </w:rPr>
-        <w:t>High Booking Volume: System must support up to 10,000 table bookings/day across all restaurants with sub-second database latency. (Load testing at capacity.)</w:t>
-      </w:r>
-    </w:p>
-    <w:p>
-      <w:pPr>
-        <w:rPr>
-          <w:rFonts w:ascii="Arial" w:hAnsi="Arial" w:cs="Arial"/>
-        </w:rPr>
-      </w:pPr>
-    </w:p>
-    <w:p>
-      <w:pPr>
-        <w:pStyle w:val="ListParagraph"/>
-        <w:numPr>
-          <w:ilvl w:val="0"/>
-          <w:numId w:val="8"/>
-        </w:numPr>
-        <w:rPr>
-          <w:rFonts w:ascii="Arial" w:hAnsi="Arial" w:cs="Arial"/>
-        </w:rPr>
-      </w:pPr>
-      <w:r>
-        <w:rPr>
-          <w:rFonts w:ascii="Arial" w:hAnsi="Arial" w:cs="Arial"/>
-        </w:rPr>
-        <w:t>Table Allocation for Large Venues: Booking must function properly for restaurants with up to 300 seats and multiple floors. (Tested with varied layout schemas.)</w:t>
-      </w:r>
-    </w:p>
-    <w:p>
-      <w:pPr>
-        <w:rPr>
-          <w:rFonts w:ascii="Arial" w:hAnsi="Arial" w:cs="Arial"/>
-        </w:rPr>
-      </w:pPr>
-    </w:p>
-    <w:p>
-      <w:pPr>
-        <w:pStyle w:val="ListParagraph"/>
-        <w:numPr>
-          <w:ilvl w:val="0"/>
-          <w:numId w:val="8"/>
-        </w:numPr>
-        <w:rPr>
-          <w:rFonts w:ascii="Arial" w:hAnsi="Arial" w:cs="Arial"/>
-        </w:rPr>
-      </w:pPr>
-      <w:r>
-        <w:rPr>
-          <w:rFonts w:ascii="Arial" w:hAnsi="Arial" w:cs="Arial"/>
-        </w:rPr>
-        <w:t>Peak Reservation Traffic: Must handle 3x average load during holiday/event periods (e.g., Valentine’s Day) with no performance degradation. (Scalability stress testing with simulated spikes.)</w:t>
-      </w:r>
-    </w:p>
-    <w:p>
-      <w:pPr>
-        <w:rPr>
-          <w:rFonts w:ascii="Arial" w:hAnsi="Arial" w:cs="Arial"/>
-        </w:rPr>
-      </w:pPr>
-    </w:p>
-    <w:p>
-      <w:pPr>
-        <w:pStyle w:val="Heading1"/>
-      </w:pPr>
-      <w:r>
-        <w:t>2.3 FR-RC-3: Pre-Order of Food</w:t>
-      </w:r>
-    </w:p>
-    <w:p>
-      <w:pPr>
+      </w:pPr>
+      <w:r>
         <w:rPr>
           <w:rFonts w:ascii="Arial" w:hAnsi="Arial" w:cs="Arial"/>
           <w:b/>
           <w:bCs/>
         </w:rPr>
-      </w:pPr>
-      <w:r>
+        <w:t>d. Scalability</w:t>
+      </w:r>
+    </w:p>
+    <w:p>
+      <w:pPr>
+        <w:pStyle w:val="ListParagraph"/>
+        <w:numPr>
+          <w:ilvl w:val="0"/>
+          <w:numId w:val="8"/>
+        </w:numPr>
+        <w:rPr>
+          <w:rFonts w:ascii="Arial" w:hAnsi="Arial" w:cs="Arial"/>
+        </w:rPr>
+      </w:pPr>
+      <w:r>
+        <w:rPr>
+          <w:rFonts w:ascii="Arial" w:hAnsi="Arial" w:cs="Arial"/>
+        </w:rPr>
+        <w:lastRenderedPageBreak/>
+        <w:t xml:space="preserve">High Booking Volume: System must support up to </w:t>
+      </w:r>
+      <w:r>
+        <w:rPr>
+          <w:rFonts w:ascii="Arial" w:hAnsi="Arial" w:cs="Arial"/>
+        </w:rPr>
+        <w:t>20</w:t>
+      </w:r>
+      <w:r>
+        <w:rPr>
+          <w:rFonts w:ascii="Arial" w:hAnsi="Arial" w:cs="Arial"/>
+        </w:rPr>
+        <w:t>0,000 table bookings/day across all restaurants with sub-second database latency. (Load testing at capacity.)</w:t>
+      </w:r>
+    </w:p>
+    <w:p>
+      <w:pPr>
+        <w:pStyle w:val="ListParagraph"/>
+        <w:numPr>
+          <w:ilvl w:val="0"/>
+          <w:numId w:val="8"/>
+        </w:numPr>
+        <w:rPr>
+          <w:rFonts w:ascii="Arial" w:hAnsi="Arial" w:cs="Arial"/>
+        </w:rPr>
+      </w:pPr>
+      <w:r>
+        <w:rPr>
+          <w:rFonts w:ascii="Arial" w:hAnsi="Arial" w:cs="Arial"/>
+        </w:rPr>
+        <w:t>Table Allocation for Large Venues: Booking must function properly for restaurants with up to 300 seats and multiple floors. (Tested with varied layout schemas.)</w:t>
+      </w:r>
+    </w:p>
+    <w:p>
+      <w:pPr>
+        <w:pStyle w:val="ListParagraph"/>
+        <w:numPr>
+          <w:ilvl w:val="0"/>
+          <w:numId w:val="8"/>
+        </w:numPr>
+        <w:rPr>
+          <w:rFonts w:ascii="Arial" w:hAnsi="Arial" w:cs="Arial"/>
+        </w:rPr>
+      </w:pPr>
+      <w:r>
+        <w:rPr>
+          <w:rFonts w:ascii="Arial" w:hAnsi="Arial" w:cs="Arial"/>
+        </w:rPr>
+        <w:t xml:space="preserve">Peak Reservation Traffic: Must handle </w:t>
+      </w:r>
+      <w:r>
+        <w:rPr>
+          <w:rFonts w:ascii="Arial" w:hAnsi="Arial" w:cs="Arial"/>
+        </w:rPr>
+        <w:t>10</w:t>
+      </w:r>
+      <w:r>
+        <w:rPr>
+          <w:rFonts w:ascii="Arial" w:hAnsi="Arial" w:cs="Arial"/>
+        </w:rPr>
+        <w:t>x average load during holiday/event periods (e.g., Valentine’s Day) with no performance degradation. (Scalability stress testing with simulated spikes.)</w:t>
+      </w:r>
+    </w:p>
+    <w:p>
+      <w:pPr>
+        <w:rPr>
+          <w:rFonts w:ascii="Arial" w:hAnsi="Arial" w:cs="Arial"/>
+        </w:rPr>
+      </w:pPr>
+    </w:p>
+    <w:p>
+      <w:pPr>
+        <w:pStyle w:val="Heading1"/>
+        <w:rPr>
+          <w:rFonts w:ascii="Arial" w:hAnsi="Arial" w:cs="Arial"/>
+        </w:rPr>
+      </w:pPr>
+      <w:r>
+        <w:rPr>
+          <w:rFonts w:ascii="Arial" w:hAnsi="Arial" w:cs="Arial"/>
+        </w:rPr>
+        <w:t>2.3 FR-RC-3: Pre-Order of Food</w:t>
+      </w:r>
+    </w:p>
+    <w:p>
+      <w:pPr>
         <w:rPr>
           <w:rFonts w:ascii="Arial" w:hAnsi="Arial" w:cs="Arial"/>
           <w:b/>
           <w:bCs/>
         </w:rPr>
-        <w:t>a. Security and Privacy Protection</w:t>
-      </w:r>
-    </w:p>
-    <w:p>
-      <w:pPr>
-        <w:pStyle w:val="ListParagraph"/>
-        <w:numPr>
-          <w:ilvl w:val="0"/>
-          <w:numId w:val="9"/>
-        </w:numPr>
-        <w:rPr>
-          <w:rFonts w:ascii="Arial" w:hAnsi="Arial" w:cs="Arial"/>
-        </w:rPr>
-      </w:pPr>
-      <w:r>
-        <w:rPr>
-          <w:rFonts w:ascii="Arial" w:hAnsi="Arial" w:cs="Arial"/>
-        </w:rPr>
-        <w:t>Pre-Order Access Control: Only users with an active booking can access the pre-order feature. (Functionally tested via backend policy enforcement.)</w:t>
-      </w:r>
-    </w:p>
-    <w:p>
-      <w:pPr>
-        <w:rPr>
-          <w:rFonts w:ascii="Arial" w:hAnsi="Arial" w:cs="Arial"/>
-        </w:rPr>
-      </w:pPr>
-    </w:p>
-    <w:p>
-      <w:pPr>
-        <w:pStyle w:val="ListParagraph"/>
-        <w:numPr>
-          <w:ilvl w:val="0"/>
-          <w:numId w:val="9"/>
-        </w:numPr>
-        <w:rPr>
-          <w:rFonts w:ascii="Arial" w:hAnsi="Arial" w:cs="Arial"/>
-        </w:rPr>
-      </w:pPr>
-      <w:r>
-        <w:rPr>
-          <w:rFonts w:ascii="Arial" w:hAnsi="Arial" w:cs="Arial"/>
-        </w:rPr>
-        <w:t>Sensitive Info Encryption: Dietary restrictions and allergy info must be encrypted both in transit and at rest. (Inspected using encryption validation tools.)</w:t>
-      </w:r>
-    </w:p>
-    <w:p>
-      <w:pPr>
-        <w:rPr>
-          <w:rFonts w:ascii="Arial" w:hAnsi="Arial" w:cs="Arial"/>
-        </w:rPr>
-      </w:pPr>
-    </w:p>
-    <w:p>
-      <w:pPr>
-        <w:pStyle w:val="ListParagraph"/>
-        <w:numPr>
-          <w:ilvl w:val="0"/>
-          <w:numId w:val="9"/>
-        </w:numPr>
-        <w:rPr>
-          <w:rFonts w:ascii="Arial" w:hAnsi="Arial" w:cs="Arial"/>
-        </w:rPr>
-      </w:pPr>
-      <w:r>
-        <w:rPr>
-          <w:rFonts w:ascii="Arial" w:hAnsi="Arial" w:cs="Arial"/>
-        </w:rPr>
-        <w:t>Revision Audit Trail: Any modification to the pre-order must be logged securely for traceability. (Tested through audit log review.)</w:t>
-      </w:r>
-    </w:p>
-    <w:p>
-      <w:pPr>
-        <w:rPr>
-          <w:rFonts w:ascii="Arial" w:hAnsi="Arial" w:cs="Arial"/>
-        </w:rPr>
-      </w:pPr>
-    </w:p>
-    <w:p>
-      <w:pPr>
+      </w:pPr>
+      <w:r>
         <w:rPr>
           <w:rFonts w:ascii="Arial" w:hAnsi="Arial" w:cs="Arial"/>
           <w:b/>
           <w:bCs/>
         </w:rPr>
-      </w:pPr>
+        <w:t>a. Security and Privacy Protection</w:t>
+      </w:r>
+    </w:p>
+    <w:p>
+      <w:pPr>
+        <w:pStyle w:val="ListParagraph"/>
+        <w:numPr>
+          <w:ilvl w:val="0"/>
+          <w:numId w:val="9"/>
+        </w:numPr>
+        <w:rPr>
+          <w:rFonts w:ascii="Arial" w:hAnsi="Arial" w:cs="Arial"/>
+        </w:rPr>
+      </w:pPr>
+      <w:r>
+        <w:rPr>
+          <w:rFonts w:ascii="Arial" w:hAnsi="Arial" w:cs="Arial"/>
+        </w:rPr>
+        <w:t>Pre-Order Access Control: Only users with an active booking can access the pre-order feature. (Functionally tested via backend policy enforcement.)</w:t>
+      </w:r>
+    </w:p>
+    <w:p>
+      <w:pPr>
+        <w:pStyle w:val="ListParagraph"/>
+        <w:numPr>
+          <w:ilvl w:val="0"/>
+          <w:numId w:val="9"/>
+        </w:numPr>
+        <w:rPr>
+          <w:rFonts w:ascii="Arial" w:hAnsi="Arial" w:cs="Arial"/>
+        </w:rPr>
+      </w:pPr>
+      <w:r>
+        <w:rPr>
+          <w:rFonts w:ascii="Arial" w:hAnsi="Arial" w:cs="Arial"/>
+        </w:rPr>
+        <w:t xml:space="preserve">Each customer may </w:t>
+      </w:r>
       <w:r>
         <w:rPr>
           <w:rFonts w:ascii="Arial" w:hAnsi="Arial" w:cs="Arial"/>
           <w:b/>
           <w:bCs/>
         </w:rPr>
-        <w:t>b. Performance</w:t>
-      </w:r>
-    </w:p>
-    <w:p>
-      <w:pPr>
-        <w:pStyle w:val="ListParagraph"/>
-        <w:numPr>
-          <w:ilvl w:val="0"/>
-          <w:numId w:val="10"/>
-        </w:numPr>
-        <w:rPr>
-          <w:rFonts w:ascii="Arial" w:hAnsi="Arial" w:cs="Arial"/>
-        </w:rPr>
-      </w:pPr>
-      <w:r>
-        <w:rPr>
-          <w:rFonts w:ascii="Arial" w:hAnsi="Arial" w:cs="Arial"/>
-        </w:rPr>
-        <w:lastRenderedPageBreak/>
-        <w:t>Pre-Order Confirmation: 95% of submissions must complete within 2.5 seconds. (Measured by API response time testing.)</w:t>
-      </w:r>
-    </w:p>
-    <w:p>
-      <w:pPr>
-        <w:rPr>
-          <w:rFonts w:ascii="Arial" w:hAnsi="Arial" w:cs="Arial"/>
-        </w:rPr>
-      </w:pPr>
-    </w:p>
-    <w:p>
-      <w:pPr>
-        <w:pStyle w:val="ListParagraph"/>
-        <w:numPr>
-          <w:ilvl w:val="0"/>
-          <w:numId w:val="10"/>
-        </w:numPr>
-        <w:rPr>
-          <w:rFonts w:ascii="Arial" w:hAnsi="Arial" w:cs="Arial"/>
-        </w:rPr>
-      </w:pPr>
-      <w:r>
-        <w:rPr>
-          <w:rFonts w:ascii="Arial" w:hAnsi="Arial" w:cs="Arial"/>
-        </w:rPr>
-        <w:t>Real-Time Menu Updates: Updated dish availability or “Today’s Special” must sync across all user apps within 5 seconds. (Verified through real-time pub/sub model simulation.)</w:t>
-      </w:r>
-    </w:p>
-    <w:p>
-      <w:pPr>
-        <w:rPr>
-          <w:rFonts w:ascii="Arial" w:hAnsi="Arial" w:cs="Arial"/>
-        </w:rPr>
-      </w:pPr>
-    </w:p>
-    <w:p>
-      <w:pPr>
-        <w:pStyle w:val="ListParagraph"/>
-        <w:numPr>
-          <w:ilvl w:val="0"/>
-          <w:numId w:val="10"/>
-        </w:numPr>
-        <w:rPr>
-          <w:rFonts w:ascii="Arial" w:hAnsi="Arial" w:cs="Arial"/>
-        </w:rPr>
-      </w:pPr>
-      <w:r>
-        <w:rPr>
-          <w:rFonts w:ascii="Arial" w:hAnsi="Arial" w:cs="Arial"/>
-        </w:rPr>
-        <w:t>Customisation Load: Up to 5 simultaneous customisations per dish must process without lag. (Tested with JSON payload simulations.)</w:t>
-      </w:r>
-    </w:p>
-    <w:p>
-      <w:pPr>
-        <w:rPr>
-          <w:rFonts w:ascii="Arial" w:hAnsi="Arial" w:cs="Arial"/>
-        </w:rPr>
-      </w:pPr>
-    </w:p>
-    <w:p>
-      <w:pPr>
+        <w:t>create</w:t>
+      </w:r>
+      <w:r>
+        <w:rPr>
+          <w:rFonts w:ascii="Arial" w:hAnsi="Arial" w:cs="Arial"/>
+        </w:rPr>
+        <w:t xml:space="preserve">, </w:t>
+      </w:r>
+      <w:r>
         <w:rPr>
           <w:rFonts w:ascii="Arial" w:hAnsi="Arial" w:cs="Arial"/>
           <w:b/>
           <w:bCs/>
         </w:rPr>
-      </w:pPr>
+        <w:t>edit</w:t>
+      </w:r>
+      <w:r>
+        <w:rPr>
+          <w:rFonts w:ascii="Arial" w:hAnsi="Arial" w:cs="Arial"/>
+        </w:rPr>
+        <w:t xml:space="preserve">, and </w:t>
+      </w:r>
       <w:r>
         <w:rPr>
           <w:rFonts w:ascii="Arial" w:hAnsi="Arial" w:cs="Arial"/>
           <w:b/>
           <w:bCs/>
         </w:rPr>
-        <w:t>c. Reliability</w:t>
-      </w:r>
-    </w:p>
-    <w:p>
-      <w:pPr>
-        <w:pStyle w:val="ListParagraph"/>
-        <w:numPr>
-          <w:ilvl w:val="0"/>
-          <w:numId w:val="11"/>
-        </w:numPr>
-        <w:rPr>
-          <w:rFonts w:ascii="Arial" w:hAnsi="Arial" w:cs="Arial"/>
-        </w:rPr>
-      </w:pPr>
-      <w:r>
-        <w:rPr>
-          <w:rFonts w:ascii="Arial" w:hAnsi="Arial" w:cs="Arial"/>
-        </w:rPr>
-        <w:t>Offline Sync Support: Pre-orders composed offline must auto-sync within 10 seconds of reconnecting. (Tested via simulated airplane mode behavio</w:t>
-      </w:r>
-      <w:r>
-        <w:rPr>
-          <w:rFonts w:ascii="Arial" w:hAnsi="Arial" w:cs="Arial"/>
-        </w:rPr>
-        <w:t>u</w:t>
-      </w:r>
-      <w:r>
-        <w:rPr>
-          <w:rFonts w:ascii="Arial" w:hAnsi="Arial" w:cs="Arial"/>
-        </w:rPr>
-        <w:t>r.)</w:t>
-      </w:r>
-    </w:p>
-    <w:p>
-      <w:pPr>
-        <w:rPr>
-          <w:rFonts w:ascii="Arial" w:hAnsi="Arial" w:cs="Arial"/>
-        </w:rPr>
-      </w:pPr>
-    </w:p>
-    <w:p>
-      <w:pPr>
-        <w:pStyle w:val="ListParagraph"/>
-        <w:numPr>
-          <w:ilvl w:val="0"/>
-          <w:numId w:val="11"/>
-        </w:numPr>
-        <w:rPr>
-          <w:rFonts w:ascii="Arial" w:hAnsi="Arial" w:cs="Arial"/>
-        </w:rPr>
-      </w:pPr>
-      <w:r>
-        <w:rPr>
-          <w:rFonts w:ascii="Arial" w:hAnsi="Arial" w:cs="Arial"/>
-        </w:rPr>
-        <w:t>Order Consistency: The submitted pre-order must be retrievable in identical form at the restaurant terminal. (Tested via backend state comparison.)</w:t>
-      </w:r>
-    </w:p>
-    <w:p>
-      <w:pPr>
-        <w:rPr>
-          <w:rFonts w:ascii="Arial" w:hAnsi="Arial" w:cs="Arial"/>
-        </w:rPr>
-      </w:pPr>
-    </w:p>
-    <w:p>
-      <w:pPr>
-        <w:pStyle w:val="ListParagraph"/>
-        <w:numPr>
-          <w:ilvl w:val="0"/>
-          <w:numId w:val="11"/>
-        </w:numPr>
-        <w:rPr>
-          <w:rFonts w:ascii="Arial" w:hAnsi="Arial" w:cs="Arial"/>
-        </w:rPr>
-      </w:pPr>
-      <w:r>
-        <w:rPr>
-          <w:rFonts w:ascii="Arial" w:hAnsi="Arial" w:cs="Arial"/>
-        </w:rPr>
-        <w:t>Revision Reliability: Pre-orders must support edits up to 15 minutes before arrival with no more than 1% error rate. (Edge-case testing of edit timestamps.)</w:t>
+        <w:t>cancel</w:t>
+      </w:r>
+      <w:r>
+        <w:rPr>
+          <w:rFonts w:ascii="Arial" w:hAnsi="Arial" w:cs="Arial"/>
+        </w:rPr>
+        <w:t xml:space="preserve"> their own pre-order up to </w:t>
+      </w:r>
+      <w:r>
+        <w:rPr>
+          <w:rFonts w:ascii="Arial" w:hAnsi="Arial" w:cs="Arial"/>
+        </w:rPr>
+        <w:t>60</w:t>
+      </w:r>
+      <w:r>
+        <w:rPr>
+          <w:rFonts w:ascii="Arial" w:hAnsi="Arial" w:cs="Arial"/>
+        </w:rPr>
+        <w:t xml:space="preserve"> minutes before their scheduled arrival</w:t>
+      </w:r>
+      <w:r>
+        <w:rPr>
+          <w:rFonts w:ascii="Arial" w:hAnsi="Arial" w:cs="Arial"/>
+        </w:rPr>
+        <w:t>.</w:t>
+      </w:r>
+    </w:p>
+    <w:p>
+      <w:pPr>
+        <w:pStyle w:val="ListParagraph"/>
+        <w:numPr>
+          <w:ilvl w:val="0"/>
+          <w:numId w:val="9"/>
+        </w:numPr>
+        <w:rPr>
+          <w:rFonts w:ascii="Arial" w:hAnsi="Arial" w:cs="Arial"/>
+        </w:rPr>
+      </w:pPr>
+      <w:r>
+        <w:rPr>
+          <w:rFonts w:ascii="Arial" w:hAnsi="Arial" w:cs="Arial"/>
+        </w:rPr>
+        <w:t>Sensitive Info Encryption: Dietary restrictions and allergy info must be encrypted both in transit and at rest. (Inspected using encryption validation tools.)</w:t>
+      </w:r>
+    </w:p>
+    <w:p>
+      <w:pPr>
+        <w:pStyle w:val="ListParagraph"/>
+        <w:numPr>
+          <w:ilvl w:val="0"/>
+          <w:numId w:val="9"/>
+        </w:numPr>
+        <w:rPr>
+          <w:rFonts w:ascii="Arial" w:hAnsi="Arial" w:cs="Arial"/>
+        </w:rPr>
+      </w:pPr>
+      <w:r>
+        <w:rPr>
+          <w:rFonts w:ascii="Arial" w:hAnsi="Arial" w:cs="Arial"/>
+        </w:rPr>
+        <w:t xml:space="preserve">No other customers or restaurants have access to </w:t>
+      </w:r>
+      <w:r>
+        <w:rPr>
+          <w:rFonts w:ascii="Arial" w:hAnsi="Arial" w:cs="Arial"/>
+        </w:rPr>
+        <w:t>a user’s</w:t>
+      </w:r>
+      <w:r>
+        <w:rPr>
+          <w:rFonts w:ascii="Arial" w:hAnsi="Arial" w:cs="Arial"/>
+        </w:rPr>
+        <w:t xml:space="preserve"> private order details, which may include selected dishes, dietary notes, and quantities.</w:t>
+      </w:r>
+    </w:p>
+    <w:p>
+      <w:pPr>
+        <w:pStyle w:val="ListParagraph"/>
+        <w:numPr>
+          <w:ilvl w:val="0"/>
+          <w:numId w:val="9"/>
+        </w:numPr>
+        <w:rPr>
+          <w:rFonts w:ascii="Arial" w:hAnsi="Arial" w:cs="Arial"/>
+        </w:rPr>
+      </w:pPr>
+      <w:r>
+        <w:rPr>
+          <w:rFonts w:ascii="Arial" w:hAnsi="Arial" w:cs="Arial"/>
+        </w:rPr>
+        <w:t>Revision Audit Trail: Any modification to the pre-order must be logged securely for traceability. (Tested through audit log review.)</w:t>
       </w:r>
     </w:p>
     <w:p>
@@ -1063,91 +1115,111 @@
           <w:b/>
           <w:bCs/>
         </w:rPr>
-        <w:t>d. Scalability</w:t>
-      </w:r>
-    </w:p>
-    <w:p>
-      <w:pPr>
-        <w:pStyle w:val="ListParagraph"/>
-        <w:numPr>
-          <w:ilvl w:val="0"/>
-          <w:numId w:val="12"/>
-        </w:numPr>
-        <w:rPr>
-          <w:rFonts w:ascii="Arial" w:hAnsi="Arial" w:cs="Arial"/>
-        </w:rPr>
-      </w:pPr>
-      <w:r>
-        <w:rPr>
-          <w:rFonts w:ascii="Arial" w:hAnsi="Arial" w:cs="Arial"/>
-        </w:rPr>
-        <w:t>Order Throughput: Must handle 1000 pre-orders per hour per restaurant across the system. (Load tested at regional cluster level.)</w:t>
-      </w:r>
-    </w:p>
-    <w:p>
-      <w:pPr>
-        <w:rPr>
-          <w:rFonts w:ascii="Arial" w:hAnsi="Arial" w:cs="Arial"/>
-        </w:rPr>
-      </w:pPr>
-    </w:p>
-    <w:p>
-      <w:pPr>
-        <w:pStyle w:val="ListParagraph"/>
-        <w:numPr>
-          <w:ilvl w:val="0"/>
-          <w:numId w:val="12"/>
-        </w:numPr>
-        <w:rPr>
-          <w:rFonts w:ascii="Arial" w:hAnsi="Arial" w:cs="Arial"/>
-        </w:rPr>
-      </w:pPr>
-      <w:r>
-        <w:rPr>
-          <w:rFonts w:ascii="Arial" w:hAnsi="Arial" w:cs="Arial"/>
-        </w:rPr>
-        <w:t>Complex Menus: Restaurants with 100+ menu items and 10+ categories must be fully supported without delay. (Stress tested with dynamic JSON structures.)</w:t>
-      </w:r>
-    </w:p>
-    <w:p>
-      <w:pPr>
-        <w:rPr>
-          <w:rFonts w:ascii="Arial" w:hAnsi="Arial" w:cs="Arial"/>
-        </w:rPr>
-      </w:pPr>
-    </w:p>
-    <w:p>
-      <w:pPr>
-        <w:pStyle w:val="ListParagraph"/>
-        <w:numPr>
-          <w:ilvl w:val="0"/>
-          <w:numId w:val="12"/>
-        </w:numPr>
-        <w:rPr>
-          <w:rFonts w:ascii="Arial" w:hAnsi="Arial" w:cs="Arial"/>
-        </w:rPr>
-      </w:pPr>
-      <w:r>
-        <w:rPr>
-          <w:rFonts w:ascii="Arial" w:hAnsi="Arial" w:cs="Arial"/>
-        </w:rPr>
-        <w:t>Large Pre-Order Capacity: Users can add up to 20 items in a single order without performance impact. (Measured with user session logs.)</w:t>
-      </w:r>
-    </w:p>
-    <w:p>
-      <w:pPr>
-        <w:rPr>
-          <w:rFonts w:ascii="Arial" w:hAnsi="Arial" w:cs="Arial"/>
-        </w:rPr>
-      </w:pPr>
-    </w:p>
-    <w:p>
-      <w:pPr>
-        <w:pStyle w:val="Heading1"/>
-      </w:pPr>
-      <w:r>
-        <w:t>2.4 FR-RC-4: Customer Feedback</w:t>
-      </w:r>
+        <w:t>b. Performance</w:t>
+      </w:r>
+    </w:p>
+    <w:p>
+      <w:pPr>
+        <w:pStyle w:val="ListParagraph"/>
+        <w:numPr>
+          <w:ilvl w:val="0"/>
+          <w:numId w:val="10"/>
+        </w:numPr>
+        <w:rPr>
+          <w:rFonts w:ascii="Arial" w:hAnsi="Arial" w:cs="Arial"/>
+        </w:rPr>
+      </w:pPr>
+      <w:r>
+        <w:rPr>
+          <w:rFonts w:ascii="Arial" w:hAnsi="Arial" w:cs="Arial"/>
+        </w:rPr>
+        <w:t>Pre-Order Confirmation: 9</w:t>
+      </w:r>
+      <w:r>
+        <w:rPr>
+          <w:rFonts w:ascii="Arial" w:hAnsi="Arial" w:cs="Arial"/>
+        </w:rPr>
+        <w:t>9</w:t>
+      </w:r>
+      <w:r>
+        <w:rPr>
+          <w:rFonts w:ascii="Arial" w:hAnsi="Arial" w:cs="Arial"/>
+        </w:rPr>
+        <w:t>% of submissions must complete within 2.5 seconds. (Measured by API response time testing.)</w:t>
+      </w:r>
+    </w:p>
+    <w:p>
+      <w:pPr>
+        <w:pStyle w:val="ListParagraph"/>
+        <w:numPr>
+          <w:ilvl w:val="0"/>
+          <w:numId w:val="10"/>
+        </w:numPr>
+        <w:rPr>
+          <w:rFonts w:ascii="Arial" w:hAnsi="Arial" w:cs="Arial"/>
+        </w:rPr>
+      </w:pPr>
+      <w:r>
+        <w:rPr>
+          <w:rFonts w:ascii="Arial" w:hAnsi="Arial" w:cs="Arial"/>
+        </w:rPr>
+        <w:t xml:space="preserve">Real-Time Menu Updates: Updated dish availability or “Today’s Special” must sync across all user apps within </w:t>
+      </w:r>
+      <w:r>
+        <w:rPr>
+          <w:rFonts w:ascii="Arial" w:hAnsi="Arial" w:cs="Arial"/>
+        </w:rPr>
+        <w:t>2</w:t>
+      </w:r>
+      <w:r>
+        <w:rPr>
+          <w:rFonts w:ascii="Arial" w:hAnsi="Arial" w:cs="Arial"/>
+        </w:rPr>
+        <w:t xml:space="preserve"> seconds. (Verified through real-time pub/sub model simulation.)</w:t>
+      </w:r>
+    </w:p>
+    <w:p>
+      <w:pPr>
+        <w:pStyle w:val="ListParagraph"/>
+        <w:numPr>
+          <w:ilvl w:val="0"/>
+          <w:numId w:val="10"/>
+        </w:numPr>
+        <w:rPr>
+          <w:rFonts w:ascii="Arial" w:hAnsi="Arial" w:cs="Arial"/>
+        </w:rPr>
+      </w:pPr>
+      <w:r>
+        <w:rPr>
+          <w:rFonts w:ascii="Arial" w:hAnsi="Arial" w:cs="Arial"/>
+        </w:rPr>
+        <w:t>Once the customer confirms their selections, the pre-order must be submitted and acknowledged within 2 seconds.</w:t>
+      </w:r>
+    </w:p>
+    <w:p>
+      <w:pPr>
+        <w:pStyle w:val="ListParagraph"/>
+        <w:numPr>
+          <w:ilvl w:val="0"/>
+          <w:numId w:val="10"/>
+        </w:numPr>
+        <w:rPr>
+          <w:rFonts w:ascii="Arial" w:hAnsi="Arial" w:cs="Arial"/>
+        </w:rPr>
+      </w:pPr>
+      <w:r>
+        <w:rPr>
+          <w:rFonts w:ascii="Arial" w:hAnsi="Arial" w:cs="Arial"/>
+        </w:rPr>
+        <w:t>Customisation Load: Up to 5 simultaneous customisations per dish must process without lag. (Tested with JSON payload simulations.)</w:t>
+      </w:r>
+    </w:p>
+    <w:p>
+      <w:pPr>
+        <w:rPr>
+          <w:rFonts w:ascii="Arial" w:hAnsi="Arial" w:cs="Arial"/>
+        </w:rPr>
+      </w:pPr>
     </w:p>
     <w:p>
       <w:pPr>
@@ -1163,66 +1235,122 @@
           <w:b/>
           <w:bCs/>
         </w:rPr>
-        <w:t>a. Security and Privacy Protection</w:t>
-      </w:r>
-    </w:p>
-    <w:p>
-      <w:pPr>
-        <w:pStyle w:val="ListParagraph"/>
-        <w:numPr>
-          <w:ilvl w:val="0"/>
-          <w:numId w:val="13"/>
-        </w:numPr>
-        <w:rPr>
-          <w:rFonts w:ascii="Arial" w:hAnsi="Arial" w:cs="Arial"/>
-        </w:rPr>
-      </w:pPr>
-      <w:r>
-        <w:rPr>
-          <w:rFonts w:ascii="Arial" w:hAnsi="Arial" w:cs="Arial"/>
-        </w:rPr>
-        <w:t>Verified Users Only: Feedback must be accepted only from users who completed a booking. (Role-based access enforcement test.)</w:t>
-      </w:r>
-    </w:p>
-    <w:p>
-      <w:pPr>
-        <w:rPr>
-          <w:rFonts w:ascii="Arial" w:hAnsi="Arial" w:cs="Arial"/>
-        </w:rPr>
-      </w:pPr>
-    </w:p>
-    <w:p>
-      <w:pPr>
-        <w:pStyle w:val="ListParagraph"/>
-        <w:numPr>
-          <w:ilvl w:val="0"/>
-          <w:numId w:val="13"/>
-        </w:numPr>
-        <w:rPr>
-          <w:rFonts w:ascii="Arial" w:hAnsi="Arial" w:cs="Arial"/>
-        </w:rPr>
-      </w:pPr>
-      <w:r>
-        <w:rPr>
-          <w:rFonts w:ascii="Arial" w:hAnsi="Arial" w:cs="Arial"/>
-        </w:rPr>
-        <w:lastRenderedPageBreak/>
-        <w:t>Image Upload Validation: All images must be scanned for viruses and malicious content before public display. (Verified through backend image processing logs.)</w:t>
-      </w:r>
-    </w:p>
-    <w:p>
-      <w:pPr>
-        <w:rPr>
-          <w:rFonts w:ascii="Arial" w:hAnsi="Arial" w:cs="Arial"/>
-        </w:rPr>
-      </w:pPr>
-    </w:p>
-    <w:p>
-      <w:pPr>
-        <w:rPr>
-          <w:rFonts w:ascii="Arial" w:hAnsi="Arial" w:cs="Arial"/>
-        </w:rPr>
-      </w:pPr>
+        <w:t>c. Reliability</w:t>
+      </w:r>
+    </w:p>
+    <w:p>
+      <w:pPr>
+        <w:pStyle w:val="ListParagraph"/>
+        <w:numPr>
+          <w:ilvl w:val="0"/>
+          <w:numId w:val="11"/>
+        </w:numPr>
+        <w:rPr>
+          <w:rFonts w:ascii="Arial" w:hAnsi="Arial" w:cs="Arial"/>
+        </w:rPr>
+      </w:pPr>
+      <w:r>
+        <w:rPr>
+          <w:rFonts w:ascii="Arial" w:hAnsi="Arial" w:cs="Arial"/>
+        </w:rPr>
+        <w:t>Offline Sync Support: Pre-orders composed offline must auto-sync within 10 seconds of reconnecting. (Tested via simulated airplane mode behaviour.)</w:t>
+      </w:r>
+    </w:p>
+    <w:p>
+      <w:pPr>
+        <w:pStyle w:val="ListParagraph"/>
+        <w:numPr>
+          <w:ilvl w:val="0"/>
+          <w:numId w:val="11"/>
+        </w:numPr>
+        <w:rPr>
+          <w:rFonts w:ascii="Arial" w:hAnsi="Arial" w:cs="Arial"/>
+        </w:rPr>
+      </w:pPr>
+      <w:r>
+        <w:rPr>
+          <w:rFonts w:ascii="Arial" w:hAnsi="Arial" w:cs="Arial"/>
+        </w:rPr>
+        <w:t>Order Consistency: The submitted pre-order must be retrievable in identical form at the restaurant terminal. (Tested via backend state comparison.)</w:t>
+      </w:r>
+    </w:p>
+    <w:p>
+      <w:pPr>
+        <w:pStyle w:val="ListParagraph"/>
+        <w:numPr>
+          <w:ilvl w:val="0"/>
+          <w:numId w:val="11"/>
+        </w:numPr>
+        <w:rPr>
+          <w:rFonts w:ascii="Arial" w:hAnsi="Arial" w:cs="Arial"/>
+        </w:rPr>
+      </w:pPr>
+      <w:r>
+        <w:rPr>
+          <w:rFonts w:ascii="Arial" w:hAnsi="Arial" w:cs="Arial"/>
+        </w:rPr>
+        <w:t xml:space="preserve">Revision Reliability: Pre-orders must support edits up to </w:t>
+      </w:r>
+      <w:r>
+        <w:rPr>
+          <w:rFonts w:ascii="Arial" w:hAnsi="Arial" w:cs="Arial"/>
+        </w:rPr>
+        <w:t>60</w:t>
+      </w:r>
+      <w:r>
+        <w:rPr>
+          <w:rFonts w:ascii="Arial" w:hAnsi="Arial" w:cs="Arial"/>
+        </w:rPr>
+        <w:t xml:space="preserve"> minutes before arrival with no more than 1% error rate. </w:t>
+      </w:r>
+    </w:p>
+    <w:p>
+      <w:pPr>
+        <w:pStyle w:val="ListParagraph"/>
+        <w:numPr>
+          <w:ilvl w:val="0"/>
+          <w:numId w:val="11"/>
+        </w:numPr>
+        <w:rPr>
+          <w:rFonts w:ascii="Arial" w:hAnsi="Arial" w:cs="Arial"/>
+        </w:rPr>
+      </w:pPr>
+      <w:r>
+        <w:rPr>
+          <w:rFonts w:ascii="Arial" w:hAnsi="Arial" w:cs="Arial"/>
+        </w:rPr>
+        <w:t>The pre-order system must maintain 99.8% uptime, and the failure rate for order submissions should not exceed 0.1%.</w:t>
+      </w:r>
+    </w:p>
+    <w:p>
+      <w:pPr>
+        <w:pStyle w:val="ListParagraph"/>
+        <w:numPr>
+          <w:ilvl w:val="0"/>
+          <w:numId w:val="11"/>
+        </w:numPr>
+        <w:rPr>
+          <w:rFonts w:ascii="Arial" w:hAnsi="Arial" w:cs="Arial"/>
+        </w:rPr>
+      </w:pPr>
+      <w:r>
+        <w:rPr>
+          <w:rFonts w:ascii="Arial" w:hAnsi="Arial" w:cs="Arial"/>
+        </w:rPr>
+        <w:t xml:space="preserve">Any service disruption should be resolved with a mean time to recovery under </w:t>
+      </w:r>
+      <w:r>
+        <w:rPr>
+          <w:rFonts w:ascii="Arial" w:hAnsi="Arial" w:cs="Arial"/>
+        </w:rPr>
+        <w:t>2</w:t>
+      </w:r>
+      <w:r>
+        <w:rPr>
+          <w:rFonts w:ascii="Arial" w:hAnsi="Arial" w:cs="Arial"/>
+        </w:rPr>
+        <w:t xml:space="preserve"> minute.</w:t>
+      </w:r>
     </w:p>
     <w:p>
       <w:pPr>
@@ -1238,83 +1366,114 @@
           <w:b/>
           <w:bCs/>
         </w:rPr>
-        <w:t>b. Performance</w:t>
-      </w:r>
-    </w:p>
-    <w:p>
-      <w:pPr>
-        <w:pStyle w:val="ListParagraph"/>
-        <w:numPr>
-          <w:ilvl w:val="0"/>
-          <w:numId w:val="14"/>
-        </w:numPr>
-        <w:rPr>
-          <w:rFonts w:ascii="Arial" w:hAnsi="Arial" w:cs="Arial"/>
-        </w:rPr>
-      </w:pPr>
-      <w:r>
-        <w:rPr>
-          <w:rFonts w:ascii="Arial" w:hAnsi="Arial" w:cs="Arial"/>
-        </w:rPr>
-        <w:t>Submission Time: 95% of feedback submissions (text + images) must complete in under 2 seconds. (Measured via client-side timers.)</w:t>
-      </w:r>
-    </w:p>
-    <w:p>
-      <w:pPr>
-        <w:rPr>
-          <w:rFonts w:ascii="Arial" w:hAnsi="Arial" w:cs="Arial"/>
-        </w:rPr>
-      </w:pPr>
-    </w:p>
-    <w:p>
-      <w:pPr>
-        <w:pStyle w:val="ListParagraph"/>
-        <w:numPr>
-          <w:ilvl w:val="0"/>
-          <w:numId w:val="14"/>
-        </w:numPr>
-        <w:rPr>
-          <w:rFonts w:ascii="Arial" w:hAnsi="Arial" w:cs="Arial"/>
-        </w:rPr>
-      </w:pPr>
-      <w:r>
-        <w:rPr>
-          <w:rFonts w:ascii="Arial" w:hAnsi="Arial" w:cs="Arial"/>
-        </w:rPr>
-        <w:t>Media Compression: Uploaded images must compress and preview in-app within 3 seconds. (Tested with 1–5MB files across devices.)</w:t>
-      </w:r>
-    </w:p>
-    <w:p>
-      <w:pPr>
-        <w:rPr>
-          <w:rFonts w:ascii="Arial" w:hAnsi="Arial" w:cs="Arial"/>
-        </w:rPr>
-      </w:pPr>
-    </w:p>
-    <w:p>
-      <w:pPr>
-        <w:pStyle w:val="ListParagraph"/>
-        <w:numPr>
-          <w:ilvl w:val="0"/>
-          <w:numId w:val="14"/>
-        </w:numPr>
-        <w:rPr>
-          <w:rFonts w:ascii="Arial" w:hAnsi="Arial" w:cs="Arial"/>
-        </w:rPr>
-      </w:pPr>
-      <w:r>
-        <w:rPr>
-          <w:rFonts w:ascii="Arial" w:hAnsi="Arial" w:cs="Arial"/>
-        </w:rPr>
-        <w:t>Feed Load: Public feedback for a restaurant must load in under 2 seconds for 50 entries. (UI test with pagination and lazy loading.)</w:t>
-      </w:r>
-    </w:p>
-    <w:p>
-      <w:pPr>
-        <w:rPr>
-          <w:rFonts w:ascii="Arial" w:hAnsi="Arial" w:cs="Arial"/>
-        </w:rPr>
-      </w:pPr>
+        <w:lastRenderedPageBreak/>
+        <w:t>d. Scalability</w:t>
+      </w:r>
+    </w:p>
+    <w:p>
+      <w:pPr>
+        <w:pStyle w:val="ListParagraph"/>
+        <w:numPr>
+          <w:ilvl w:val="0"/>
+          <w:numId w:val="12"/>
+        </w:numPr>
+        <w:rPr>
+          <w:rFonts w:ascii="Arial" w:hAnsi="Arial" w:cs="Arial"/>
+        </w:rPr>
+      </w:pPr>
+      <w:r>
+        <w:rPr>
+          <w:rFonts w:ascii="Arial" w:hAnsi="Arial" w:cs="Arial"/>
+        </w:rPr>
+        <w:t xml:space="preserve">Order Throughput: Must handle </w:t>
+      </w:r>
+      <w:r>
+        <w:rPr>
+          <w:rFonts w:ascii="Arial" w:hAnsi="Arial" w:cs="Arial"/>
+        </w:rPr>
+        <w:t>1</w:t>
+      </w:r>
+      <w:r>
+        <w:rPr>
+          <w:rFonts w:ascii="Arial" w:hAnsi="Arial" w:cs="Arial"/>
+        </w:rPr>
+        <w:t>000 pre-orders per hour per restaurant across the system</w:t>
+      </w:r>
+      <w:r>
+        <w:rPr>
+          <w:rFonts w:ascii="Arial" w:hAnsi="Arial" w:cs="Arial"/>
+        </w:rPr>
+        <w:t xml:space="preserve"> to cater for peak-time </w:t>
+      </w:r>
+      <w:r>
+        <w:rPr>
+          <w:rFonts w:ascii="Arial" w:hAnsi="Arial" w:cs="Arial"/>
+        </w:rPr>
+        <w:t>loads</w:t>
+      </w:r>
+      <w:r>
+        <w:rPr>
+          <w:rFonts w:ascii="Arial" w:hAnsi="Arial" w:cs="Arial"/>
+        </w:rPr>
+        <w:t>. (Load tested at regional cluster level.)</w:t>
+      </w:r>
+    </w:p>
+    <w:p>
+      <w:pPr>
+        <w:pStyle w:val="ListParagraph"/>
+        <w:numPr>
+          <w:ilvl w:val="0"/>
+          <w:numId w:val="12"/>
+        </w:numPr>
+        <w:rPr>
+          <w:rFonts w:ascii="Arial" w:hAnsi="Arial" w:cs="Arial"/>
+        </w:rPr>
+      </w:pPr>
+      <w:r>
+        <w:rPr>
+          <w:rFonts w:ascii="Arial" w:hAnsi="Arial" w:cs="Arial"/>
+        </w:rPr>
+        <w:t>Complex Menus: Restaurants with 100+ menu items and 10+ categories must be fully supported without delay. (Stress tested with dynamic JSON structures.)</w:t>
+      </w:r>
+    </w:p>
+    <w:p>
+      <w:pPr>
+        <w:pStyle w:val="ListParagraph"/>
+        <w:numPr>
+          <w:ilvl w:val="0"/>
+          <w:numId w:val="12"/>
+        </w:numPr>
+        <w:rPr>
+          <w:rFonts w:ascii="Arial" w:hAnsi="Arial" w:cs="Arial"/>
+        </w:rPr>
+      </w:pPr>
+      <w:r>
+        <w:rPr>
+          <w:rFonts w:ascii="Arial" w:hAnsi="Arial" w:cs="Arial"/>
+        </w:rPr>
+        <w:t>Large Pre-Order Capacity: Users can add up to 20 items in a single order without performance impact. (Measured with user session logs.)</w:t>
+      </w:r>
+    </w:p>
+    <w:p>
+      <w:pPr>
+        <w:rPr>
+          <w:rFonts w:ascii="Arial" w:hAnsi="Arial" w:cs="Arial"/>
+        </w:rPr>
+      </w:pPr>
+    </w:p>
+    <w:p>
+      <w:pPr>
+        <w:pStyle w:val="Heading1"/>
+        <w:rPr>
+          <w:rFonts w:ascii="Arial" w:hAnsi="Arial" w:cs="Arial"/>
+        </w:rPr>
+      </w:pPr>
+      <w:r>
+        <w:rPr>
+          <w:rFonts w:ascii="Arial" w:hAnsi="Arial" w:cs="Arial"/>
+        </w:rPr>
+        <w:t>2.4 FR-RC-4: Customer Feedback</w:t>
+      </w:r>
     </w:p>
     <w:p>
       <w:pPr>
@@ -1330,83 +1489,164 @@
           <w:b/>
           <w:bCs/>
         </w:rPr>
-        <w:t>c. Reliability</w:t>
-      </w:r>
-    </w:p>
-    <w:p>
-      <w:pPr>
-        <w:pStyle w:val="ListParagraph"/>
-        <w:numPr>
-          <w:ilvl w:val="0"/>
-          <w:numId w:val="15"/>
-        </w:numPr>
-        <w:rPr>
-          <w:rFonts w:ascii="Arial" w:hAnsi="Arial" w:cs="Arial"/>
-        </w:rPr>
-      </w:pPr>
-      <w:r>
-        <w:rPr>
-          <w:rFonts w:ascii="Arial" w:hAnsi="Arial" w:cs="Arial"/>
-        </w:rPr>
-        <w:t>Feedback Persistence: All feedback must be stored with a &gt;99.9% durability guarantee. (Confirmed through database replication tests.)</w:t>
-      </w:r>
-    </w:p>
-    <w:p>
-      <w:pPr>
-        <w:rPr>
-          <w:rFonts w:ascii="Arial" w:hAnsi="Arial" w:cs="Arial"/>
-        </w:rPr>
-      </w:pPr>
-    </w:p>
-    <w:p>
-      <w:pPr>
-        <w:pStyle w:val="ListParagraph"/>
-        <w:numPr>
-          <w:ilvl w:val="0"/>
-          <w:numId w:val="15"/>
-        </w:numPr>
-        <w:rPr>
-          <w:rFonts w:ascii="Arial" w:hAnsi="Arial" w:cs="Arial"/>
-        </w:rPr>
-      </w:pPr>
-      <w:r>
-        <w:rPr>
-          <w:rFonts w:ascii="Arial" w:hAnsi="Arial" w:cs="Arial"/>
-        </w:rPr>
-        <w:t>Edit Availability: Feedback must be editable within 15 minutes of submission. (Functional tested with time-based access control.)</w:t>
-      </w:r>
-    </w:p>
-    <w:p>
-      <w:pPr>
-        <w:rPr>
-          <w:rFonts w:ascii="Arial" w:hAnsi="Arial" w:cs="Arial"/>
-        </w:rPr>
-      </w:pPr>
-    </w:p>
-    <w:p>
-      <w:pPr>
-        <w:pStyle w:val="ListParagraph"/>
-        <w:numPr>
-          <w:ilvl w:val="0"/>
-          <w:numId w:val="15"/>
-        </w:numPr>
-        <w:rPr>
-          <w:rFonts w:ascii="Arial" w:hAnsi="Arial" w:cs="Arial"/>
-        </w:rPr>
-      </w:pPr>
-      <w:r>
-        <w:rPr>
-          <w:rFonts w:ascii="Arial" w:hAnsi="Arial" w:cs="Arial"/>
-        </w:rPr>
-        <w:t>Image Integrity: Uploaded images must render correctly across devices with zero distortion. (Tested across multiple screen resolutions.)</w:t>
-      </w:r>
-    </w:p>
-    <w:p>
-      <w:pPr>
-        <w:rPr>
-          <w:rFonts w:ascii="Arial" w:hAnsi="Arial" w:cs="Arial"/>
-        </w:rPr>
-      </w:pPr>
+        <w:t>a. Security and Privacy Protection</w:t>
+      </w:r>
+    </w:p>
+    <w:p>
+      <w:pPr>
+        <w:pStyle w:val="ListParagraph"/>
+        <w:numPr>
+          <w:ilvl w:val="0"/>
+          <w:numId w:val="13"/>
+        </w:numPr>
+        <w:rPr>
+          <w:rFonts w:ascii="Arial" w:hAnsi="Arial" w:cs="Arial"/>
+        </w:rPr>
+      </w:pPr>
+      <w:r>
+        <w:rPr>
+          <w:rFonts w:ascii="Arial" w:hAnsi="Arial" w:cs="Arial"/>
+        </w:rPr>
+        <w:t>Verified Users Only: Feedback must be accepted only from users who completed a booking</w:t>
+      </w:r>
+      <w:r>
+        <w:rPr>
+          <w:rFonts w:ascii="Arial" w:hAnsi="Arial" w:cs="Arial"/>
+        </w:rPr>
+        <w:t xml:space="preserve"> and order</w:t>
+      </w:r>
+      <w:r>
+        <w:rPr>
+          <w:rFonts w:ascii="Arial" w:hAnsi="Arial" w:cs="Arial"/>
+        </w:rPr>
+        <w:t>. (Role-based access enforcement test.)</w:t>
+      </w:r>
+    </w:p>
+    <w:p>
+      <w:pPr>
+        <w:pStyle w:val="ListParagraph"/>
+        <w:numPr>
+          <w:ilvl w:val="0"/>
+          <w:numId w:val="13"/>
+        </w:numPr>
+        <w:rPr>
+          <w:rFonts w:ascii="Arial" w:hAnsi="Arial" w:cs="Arial"/>
+        </w:rPr>
+      </w:pPr>
+      <w:r>
+        <w:rPr>
+          <w:rFonts w:ascii="Arial" w:hAnsi="Arial" w:cs="Arial"/>
+        </w:rPr>
+        <w:t>Each customer can create, edit, or delete</w:t>
+      </w:r>
+      <w:r>
+        <w:rPr>
+          <w:rFonts w:ascii="Arial" w:hAnsi="Arial" w:cs="Arial"/>
+        </w:rPr>
+        <w:t xml:space="preserve"> only</w:t>
+      </w:r>
+      <w:r>
+        <w:rPr>
+          <w:rFonts w:ascii="Arial" w:hAnsi="Arial" w:cs="Arial"/>
+        </w:rPr>
+        <w:t xml:space="preserve"> their own reviews, which may include text comments, star ratings, and optional images</w:t>
+      </w:r>
+      <w:r>
+        <w:rPr>
+          <w:rFonts w:ascii="Arial" w:hAnsi="Arial" w:cs="Arial"/>
+        </w:rPr>
+        <w:t>.</w:t>
+      </w:r>
+    </w:p>
+    <w:p>
+      <w:pPr>
+        <w:pStyle w:val="ListParagraph"/>
+        <w:numPr>
+          <w:ilvl w:val="0"/>
+          <w:numId w:val="13"/>
+        </w:numPr>
+        <w:rPr>
+          <w:rFonts w:ascii="Arial" w:hAnsi="Arial" w:cs="Arial"/>
+        </w:rPr>
+      </w:pPr>
+      <w:r>
+        <w:rPr>
+          <w:rFonts w:ascii="Arial" w:hAnsi="Arial" w:cs="Arial"/>
+        </w:rPr>
+        <w:t xml:space="preserve">Image Upload Validation: All images must be scanned for viruses and malicious </w:t>
+      </w:r>
+      <w:r>
+        <w:rPr>
+          <w:rFonts w:ascii="Arial" w:hAnsi="Arial" w:cs="Arial"/>
+        </w:rPr>
+        <w:t>content</w:t>
+      </w:r>
+      <w:r>
+        <w:rPr>
+          <w:rFonts w:ascii="Arial" w:hAnsi="Arial" w:cs="Arial"/>
+        </w:rPr>
+        <w:t xml:space="preserve"> (</w:t>
+      </w:r>
+      <w:r>
+        <w:rPr>
+          <w:rFonts w:ascii="Arial" w:hAnsi="Arial" w:cs="Arial"/>
+        </w:rPr>
+        <w:t>including offensive</w:t>
+      </w:r>
+      <w:r>
+        <w:rPr>
+          <w:rFonts w:ascii="Arial" w:hAnsi="Arial" w:cs="Arial"/>
+        </w:rPr>
+        <w:t xml:space="preserve"> language/images)</w:t>
+      </w:r>
+      <w:r>
+        <w:rPr>
+          <w:rFonts w:ascii="Arial" w:hAnsi="Arial" w:cs="Arial"/>
+        </w:rPr>
+        <w:t xml:space="preserve"> before</w:t>
+      </w:r>
+      <w:r>
+        <w:rPr>
+          <w:rFonts w:ascii="Arial" w:hAnsi="Arial" w:cs="Arial"/>
+        </w:rPr>
+        <w:t xml:space="preserve"> being stored on database </w:t>
+      </w:r>
+      <w:r>
+        <w:rPr>
+          <w:rFonts w:ascii="Arial" w:hAnsi="Arial" w:cs="Arial"/>
+        </w:rPr>
+        <w:t>and</w:t>
+      </w:r>
+      <w:r>
+        <w:rPr>
+          <w:rFonts w:ascii="Arial" w:hAnsi="Arial" w:cs="Arial"/>
+        </w:rPr>
+        <w:t xml:space="preserve"> before</w:t>
+      </w:r>
+      <w:r>
+        <w:rPr>
+          <w:rFonts w:ascii="Arial" w:hAnsi="Arial" w:cs="Arial"/>
+        </w:rPr>
+        <w:t xml:space="preserve"> public display. </w:t>
+      </w:r>
+    </w:p>
+    <w:p>
+      <w:pPr>
+        <w:pStyle w:val="ListParagraph"/>
+        <w:numPr>
+          <w:ilvl w:val="0"/>
+          <w:numId w:val="13"/>
+        </w:numPr>
+        <w:rPr>
+          <w:rFonts w:ascii="Arial" w:hAnsi="Arial" w:cs="Arial"/>
+        </w:rPr>
+      </w:pPr>
+      <w:r>
+        <w:rPr>
+          <w:rFonts w:ascii="Arial" w:hAnsi="Arial" w:cs="Arial"/>
+        </w:rPr>
+        <w:t>Submitted feedback is publicly visible, but customer identities are masked using pseudonyms.</w:t>
+      </w:r>
     </w:p>
     <w:p>
       <w:pPr>
@@ -1422,6 +1662,216 @@
           <w:b/>
           <w:bCs/>
         </w:rPr>
+        <w:t>b. Performance</w:t>
+      </w:r>
+    </w:p>
+    <w:p>
+      <w:pPr>
+        <w:pStyle w:val="ListParagraph"/>
+        <w:numPr>
+          <w:ilvl w:val="0"/>
+          <w:numId w:val="14"/>
+        </w:numPr>
+        <w:rPr>
+          <w:rFonts w:ascii="Arial" w:hAnsi="Arial" w:cs="Arial"/>
+        </w:rPr>
+      </w:pPr>
+      <w:r>
+        <w:rPr>
+          <w:rFonts w:ascii="Arial" w:hAnsi="Arial" w:cs="Arial"/>
+        </w:rPr>
+        <w:t>Submission Time: 95% of feedback submissions (text + images) must complete in under 2 seconds. (Measured via client-side timers.)</w:t>
+      </w:r>
+    </w:p>
+    <w:p>
+      <w:pPr>
+        <w:pStyle w:val="ListParagraph"/>
+        <w:numPr>
+          <w:ilvl w:val="0"/>
+          <w:numId w:val="14"/>
+        </w:numPr>
+        <w:rPr>
+          <w:rFonts w:ascii="Arial" w:hAnsi="Arial" w:cs="Arial"/>
+        </w:rPr>
+      </w:pPr>
+      <w:r>
+        <w:rPr>
+          <w:rFonts w:ascii="Arial" w:hAnsi="Arial" w:cs="Arial"/>
+        </w:rPr>
+        <w:t xml:space="preserve">Maximum image size is limited to 5MB and each </w:t>
+      </w:r>
+      <w:r>
+        <w:rPr>
+          <w:rFonts w:ascii="Arial" w:hAnsi="Arial" w:cs="Arial"/>
+        </w:rPr>
+        <w:t>feedback</w:t>
+      </w:r>
+      <w:r>
+        <w:rPr>
+          <w:rFonts w:ascii="Arial" w:hAnsi="Arial" w:cs="Arial"/>
+        </w:rPr>
+        <w:t xml:space="preserve"> can </w:t>
+      </w:r>
+      <w:r>
+        <w:rPr>
+          <w:rFonts w:ascii="Arial" w:hAnsi="Arial" w:cs="Arial"/>
+        </w:rPr>
+        <w:t>be attached with 10 images.</w:t>
+      </w:r>
+    </w:p>
+    <w:p>
+      <w:pPr>
+        <w:pStyle w:val="ListParagraph"/>
+        <w:numPr>
+          <w:ilvl w:val="0"/>
+          <w:numId w:val="14"/>
+        </w:numPr>
+        <w:rPr>
+          <w:rFonts w:ascii="Arial" w:hAnsi="Arial" w:cs="Arial"/>
+        </w:rPr>
+      </w:pPr>
+      <w:r>
+        <w:rPr>
+          <w:rFonts w:ascii="Arial" w:hAnsi="Arial" w:cs="Arial"/>
+        </w:rPr>
+        <w:t>Media Compression: Uploaded images must compress and preview in-app within 3 seconds. (Tested with 1–5MB files across devices.)</w:t>
+      </w:r>
+    </w:p>
+    <w:p>
+      <w:pPr>
+        <w:pStyle w:val="ListParagraph"/>
+        <w:numPr>
+          <w:ilvl w:val="0"/>
+          <w:numId w:val="14"/>
+        </w:numPr>
+        <w:rPr>
+          <w:rFonts w:ascii="Arial" w:hAnsi="Arial" w:cs="Arial"/>
+        </w:rPr>
+      </w:pPr>
+      <w:r>
+        <w:rPr>
+          <w:rFonts w:ascii="Arial" w:hAnsi="Arial" w:cs="Arial"/>
+        </w:rPr>
+        <w:t>Feed Load: Public feedback for a restaurant must load in under 2 seconds for 50 entries. (UI test with pagination and lazy loading.)</w:t>
+      </w:r>
+    </w:p>
+    <w:p>
+      <w:pPr>
+        <w:rPr>
+          <w:rFonts w:ascii="Arial" w:hAnsi="Arial" w:cs="Arial"/>
+        </w:rPr>
+      </w:pPr>
+    </w:p>
+    <w:p>
+      <w:pPr>
+        <w:rPr>
+          <w:rFonts w:ascii="Arial" w:hAnsi="Arial" w:cs="Arial"/>
+          <w:b/>
+          <w:bCs/>
+        </w:rPr>
+      </w:pPr>
+      <w:r>
+        <w:rPr>
+          <w:rFonts w:ascii="Arial" w:hAnsi="Arial" w:cs="Arial"/>
+          <w:b/>
+          <w:bCs/>
+        </w:rPr>
+        <w:t>c. Reliability</w:t>
+      </w:r>
+    </w:p>
+    <w:p>
+      <w:pPr>
+        <w:pStyle w:val="ListParagraph"/>
+        <w:numPr>
+          <w:ilvl w:val="0"/>
+          <w:numId w:val="15"/>
+        </w:numPr>
+        <w:rPr>
+          <w:rFonts w:ascii="Arial" w:hAnsi="Arial" w:cs="Arial"/>
+        </w:rPr>
+      </w:pPr>
+      <w:r>
+        <w:rPr>
+          <w:rFonts w:ascii="Arial" w:hAnsi="Arial" w:cs="Arial"/>
+        </w:rPr>
+        <w:t>Feedback Persistence: All feedback must be stored with a &gt;99.9% durability guarantee. (Confirmed through database replication tests.)</w:t>
+      </w:r>
+    </w:p>
+    <w:p>
+      <w:pPr>
+        <w:pStyle w:val="ListParagraph"/>
+        <w:numPr>
+          <w:ilvl w:val="0"/>
+          <w:numId w:val="15"/>
+        </w:numPr>
+        <w:rPr>
+          <w:rFonts w:ascii="Arial" w:hAnsi="Arial" w:cs="Arial"/>
+        </w:rPr>
+      </w:pPr>
+      <w:r>
+        <w:rPr>
+          <w:rFonts w:ascii="Arial" w:hAnsi="Arial" w:cs="Arial"/>
+        </w:rPr>
+        <w:t>Edit Availability: Feedback must be editable within 15 minutes of submission. (Functional tested with time-based access control.)</w:t>
+      </w:r>
+    </w:p>
+    <w:p>
+      <w:pPr>
+        <w:pStyle w:val="ListParagraph"/>
+        <w:numPr>
+          <w:ilvl w:val="0"/>
+          <w:numId w:val="15"/>
+        </w:numPr>
+        <w:rPr>
+          <w:rFonts w:ascii="Arial" w:hAnsi="Arial" w:cs="Arial"/>
+        </w:rPr>
+      </w:pPr>
+      <w:r>
+        <w:rPr>
+          <w:rFonts w:ascii="Arial" w:hAnsi="Arial" w:cs="Arial"/>
+        </w:rPr>
+        <w:t>Image Integrity: Uploaded images must render correctly across devices with zero distortion. (Tested across multiple screen resolutions.)</w:t>
+      </w:r>
+    </w:p>
+    <w:p>
+      <w:pPr>
+        <w:pStyle w:val="ListParagraph"/>
+        <w:numPr>
+          <w:ilvl w:val="0"/>
+          <w:numId w:val="15"/>
+        </w:numPr>
+        <w:rPr>
+          <w:rFonts w:ascii="Arial" w:hAnsi="Arial" w:cs="Arial"/>
+        </w:rPr>
+      </w:pPr>
+      <w:r>
+        <w:rPr>
+          <w:rFonts w:ascii="Arial" w:hAnsi="Arial" w:cs="Arial"/>
+        </w:rPr>
+        <w:t>The feedback service must be available at least 99.5% of the time. The failure rate for submissions should be less than 0.1%, and the mean time to recovery in the event of a failure should not exceed 2 minutes.</w:t>
+      </w:r>
+    </w:p>
+    <w:p>
+      <w:pPr>
+        <w:rPr>
+          <w:rFonts w:ascii="Arial" w:hAnsi="Arial" w:cs="Arial"/>
+        </w:rPr>
+      </w:pPr>
+    </w:p>
+    <w:p>
+      <w:pPr>
+        <w:rPr>
+          <w:rFonts w:ascii="Arial" w:hAnsi="Arial" w:cs="Arial"/>
+          <w:b/>
+          <w:bCs/>
+        </w:rPr>
+      </w:pPr>
+      <w:r>
+        <w:rPr>
+          <w:rFonts w:ascii="Arial" w:hAnsi="Arial" w:cs="Arial"/>
+          <w:b/>
+          <w:bCs/>
+        </w:rPr>
         <w:t>d. Scalability</w:t>
       </w:r>
     </w:p>
@@ -1440,18 +1890,12 @@
         <w:rPr>
           <w:rFonts w:ascii="Arial" w:hAnsi="Arial" w:cs="Arial"/>
         </w:rPr>
+        <w:lastRenderedPageBreak/>
         <w:t>Mass Feedback Support: System must scale to 1 million+ feedback entries with &lt;5% latency impact on query performance. (Stress tested with indexed search.)</w:t>
       </w:r>
     </w:p>
     <w:p>
       <w:pPr>
-        <w:rPr>
-          <w:rFonts w:ascii="Arial" w:hAnsi="Arial" w:cs="Arial"/>
-        </w:rPr>
-      </w:pPr>
-    </w:p>
-    <w:p>
-      <w:pPr>
         <w:pStyle w:val="ListParagraph"/>
         <w:numPr>
           <w:ilvl w:val="0"/>
@@ -1467,13 +1911,6 @@
         </w:rPr>
         <w:t>Social Integration: Must support share-to-social (e.g. Facebook, X, Instagram) for feedback posts. (API integration tested with OAuth logins.)</w:t>
       </w:r>
-    </w:p>
-    <w:p>
-      <w:pPr>
-        <w:rPr>
-          <w:rFonts w:ascii="Arial" w:hAnsi="Arial" w:cs="Arial"/>
-        </w:rPr>
-      </w:pPr>
     </w:p>
     <w:p>
       <w:pPr>
